--- a/ind/docx/66.content.docx
+++ b/ind/docx/66.content.docx
@@ -231,19 +231,7 @@
         <w:rPr>
           <w:lang w:val="id_ID" w:bidi="id_ID"/>
         </w:rPr>
-        <w:t xml:space="preserve">Kata wahyu (bahasa Yunani apokalupsis) menunjukkan sifat visioner dari kitab ini sebagai sebuah karya apokaliptik (lihat </w:t>
-      </w:r>
-      <w:r>
-        <w:rPr>
-          <w:lang w:val="id_ID" w:bidi="id_ID"/>
-        </w:rPr>
-        <w:t>Pendahuluan Kitab Wahyu</w:t>
-      </w:r>
-      <w:r>
-        <w:rPr>
-          <w:lang w:val="id_ID" w:bidi="id_ID"/>
-        </w:rPr>
-        <w:t xml:space="preserve">, “Tulisan Apokaliptik”). Allah menyampaikan firman-Nya yang diilhamkan melalui simbol-simbol, angka-angka, dan gambar-gambar kata yang misterius. • dari (atau tentang) Yesus Kristus: Dia adalah sumber pewahyuan ini dan juga subjek utama dari kitab ini. • apa yang harus segera terjadi: Lihat </w:t>
+        <w:t xml:space="preserve">Kata wahyu (bahasa Yunani apokalupsis) menunjukkan sifat visioner dari kitab ini sebagai sebuah karya apokaliptik (lihat Pendahuluan Kitab Wahyu, “Tulisan Apokaliptik”). Allah menyampaikan firman-Nya yang diilhamkan melalui simbol-simbol, angka-angka, dan gambar-gambar kata yang misterius. • dari (atau tentang) Yesus Kristus: Dia adalah sumber pewahyuan ini dan juga subjek utama dari kitab ini. • apa yang harus segera terjadi: Lihat </w:t>
       </w:r>
       <w:r>
         <w:rPr>
@@ -3081,19 +3069,7 @@
         <w:rPr>
           <w:lang w:val="id_ID" w:bidi="id_ID"/>
         </w:rPr>
-        <w:t xml:space="preserve">) dan bahwa tulisan-tulisan Yohanes ditujukan untuk menentang ajaran-ajaran sesat pengikut Nikolaus yang mengikuti Konstantius (lihat </w:t>
-      </w:r>
-      <w:r>
-        <w:rPr>
-          <w:lang w:val="id_ID" w:bidi="id_ID"/>
-        </w:rPr>
-        <w:t>Pengantar Kitab 1 Yohanes</w:t>
-      </w:r>
-      <w:r>
-        <w:rPr>
-          <w:lang w:val="id_ID" w:bidi="id_ID"/>
-        </w:rPr>
-        <w:t>, “Latar Belakang”).</w:t>
+        <w:t>) dan bahwa tulisan-tulisan Yohanes ditujukan untuk menentang ajaran-ajaran sesat pengikut Nikolaus yang mengikuti Konstantius (lihat Pengantar Kitab 1 Yohanes, “Latar Belakang”).</w:t>
       </w:r>
       <w:r>
         <w:rPr>
